--- a/paper5-federated-intel/paper.docx
+++ b/paper5-federated-intel/paper.docx
@@ -403,7 +403,7 @@
           <w:i w:val="0"/>
           <w:sz w:val="20"/>
         </w:rPr>
-        <w:t>Ruggiero and Bonomi[4] review requirements and residual threats for ledger-based CTI exchange. TRADE[5] is a peer-to-peer exchange in which the producer controls dissemination; TrustShare[6] combines on-chain records with access-control machinery; Dunnett et al. survey the challenges[9] and propose a verifiable, differential sharing framework[7]; BFLS[10] shares detection models rather than indicators through federated learning; Tariq et al.[11] survey the wider space. These systems place policy, reputation, or coordination logic on-chain. The present work is deliberately minimal (tagged hashes only) so that the properties of the substrate can be measured without confounding them with contract behavior. Table I summarizes the positioning.</w:t>
+        <w:t>Ruggiero and Bonomi[4] review requirements and residual threats for ledger-based CTI exchange. TRADE[5] is a peer-to-peer exchange in which the producer controls dissemination; TrustShare[6] combines on-chain records with access-control machinery; Dunnett et al. survey the challenges[11] and propose a verifiable, differential sharing framework[7]; BFLS[9] shares detection models rather than indicators through federated learning; Tariq et al.[12] survey the wider space. These systems place policy, reputation, or coordination logic on-chain. The present work is deliberately minimal (tagged hashes only) so that the properties of the substrate can be measured without confounding them with contract behavior. Table I summarizes the positioning.</w:t>
       </w:r>
     </w:p>
     <w:p>
@@ -432,7 +432,7 @@
           <w:i w:val="0"/>
           <w:sz w:val="20"/>
         </w:rPr>
-        <w:t>Agreement among mutually distrusting writers is the Byzantine generals problem[12]; the base chain's consensus solves it and the scheme inherits that guarantee rather than re-implementing it. Honeypots have long been used as sensors, on the premise that any traffic they receive is unsolicited[13, 14]; Vetterl and Clayton showed that low- and medium-interaction decoys are fingerprintable at Internet scale[15], which is one reason to correlate many sensors rather than rely on one. Otoum et al.[16] coordinate adaptive IoT honeypots through a trust-aware ledger in which nodes read and write contract state; here nodes exchange nothing and consult no trust score.</w:t>
+        <w:t>Agreement among mutually distrusting writers is the Byzantine generals problem[13]; the base chain's consensus solves it and the scheme inherits that guarantee rather than re-implementing it. Honeypots have long been used as sensors, on the premise that any traffic they receive is unsolicited[14, 15]; Vetterl and Clayton showed that low- and medium-interaction decoys are fingerprintable at Internet scale[16], which is one reason to correlate many sensors rather than rely on one. Otoum et al.[10] coordinate adaptive IoT honeypots through a trust-aware ledger in which nodes read and write contract state; here nodes exchange nothing and consult no trust score.</w:t>
       </w:r>
     </w:p>
     <w:p>
@@ -467,7 +467,7 @@
         <w:trPr/>
         <w:tc>
           <w:tcPr>
-            <w:tcW w:type="dxa" w:w="1089"/>
+            <w:tcW w:type="dxa" w:w="1037"/>
           </w:tcPr>
           <w:p>
             <w:pPr>
@@ -484,7 +484,7 @@
         </w:tc>
         <w:tc>
           <w:tcPr>
-            <w:tcW w:type="dxa" w:w="891"/>
+            <w:tcW w:type="dxa" w:w="904"/>
           </w:tcPr>
           <w:p>
             <w:pPr>
@@ -501,7 +501,7 @@
         </w:tc>
         <w:tc>
           <w:tcPr>
-            <w:tcW w:type="dxa" w:w="1089"/>
+            <w:tcW w:type="dxa" w:w="1104"/>
           </w:tcPr>
           <w:p>
             <w:pPr>
@@ -518,7 +518,7 @@
         </w:tc>
         <w:tc>
           <w:tcPr>
-            <w:tcW w:type="dxa" w:w="594"/>
+            <w:tcW w:type="dxa" w:w="602"/>
           </w:tcPr>
           <w:p>
             <w:pPr>
@@ -535,7 +535,7 @@
         </w:tc>
         <w:tc>
           <w:tcPr>
-            <w:tcW w:type="dxa" w:w="1089"/>
+            <w:tcW w:type="dxa" w:w="1104"/>
           </w:tcPr>
           <w:p>
             <w:pPr>
@@ -555,7 +555,7 @@
         <w:trPr/>
         <w:tc>
           <w:tcPr>
-            <w:tcW w:type="dxa" w:w="1089"/>
+            <w:tcW w:type="dxa" w:w="1037"/>
           </w:tcPr>
           <w:p>
             <w:pPr>
@@ -571,7 +571,7 @@
         </w:tc>
         <w:tc>
           <w:tcPr>
-            <w:tcW w:type="dxa" w:w="891"/>
+            <w:tcW w:type="dxa" w:w="904"/>
           </w:tcPr>
           <w:p>
             <w:pPr>
@@ -587,7 +587,7 @@
         </w:tc>
         <w:tc>
           <w:tcPr>
-            <w:tcW w:type="dxa" w:w="1089"/>
+            <w:tcW w:type="dxa" w:w="1104"/>
           </w:tcPr>
           <w:p>
             <w:pPr>
@@ -603,7 +603,7 @@
         </w:tc>
         <w:tc>
           <w:tcPr>
-            <w:tcW w:type="dxa" w:w="594"/>
+            <w:tcW w:type="dxa" w:w="602"/>
           </w:tcPr>
           <w:p>
             <w:pPr>
@@ -619,7 +619,7 @@
         </w:tc>
         <w:tc>
           <w:tcPr>
-            <w:tcW w:type="dxa" w:w="1089"/>
+            <w:tcW w:type="dxa" w:w="1104"/>
           </w:tcPr>
           <w:p>
             <w:pPr>
@@ -638,7 +638,7 @@
         <w:trPr/>
         <w:tc>
           <w:tcPr>
-            <w:tcW w:type="dxa" w:w="1089"/>
+            <w:tcW w:type="dxa" w:w="1037"/>
           </w:tcPr>
           <w:p>
             <w:pPr>
@@ -654,7 +654,7 @@
         </w:tc>
         <w:tc>
           <w:tcPr>
-            <w:tcW w:type="dxa" w:w="891"/>
+            <w:tcW w:type="dxa" w:w="904"/>
           </w:tcPr>
           <w:p>
             <w:pPr>
@@ -670,7 +670,7 @@
         </w:tc>
         <w:tc>
           <w:tcPr>
-            <w:tcW w:type="dxa" w:w="1089"/>
+            <w:tcW w:type="dxa" w:w="1104"/>
           </w:tcPr>
           <w:p>
             <w:pPr>
@@ -686,7 +686,7 @@
         </w:tc>
         <w:tc>
           <w:tcPr>
-            <w:tcW w:type="dxa" w:w="594"/>
+            <w:tcW w:type="dxa" w:w="602"/>
           </w:tcPr>
           <w:p>
             <w:pPr>
@@ -702,7 +702,7 @@
         </w:tc>
         <w:tc>
           <w:tcPr>
-            <w:tcW w:type="dxa" w:w="1089"/>
+            <w:tcW w:type="dxa" w:w="1104"/>
           </w:tcPr>
           <w:p>
             <w:pPr>
@@ -721,7 +721,7 @@
         <w:trPr/>
         <w:tc>
           <w:tcPr>
-            <w:tcW w:type="dxa" w:w="1089"/>
+            <w:tcW w:type="dxa" w:w="1037"/>
           </w:tcPr>
           <w:p>
             <w:pPr>
@@ -737,7 +737,7 @@
         </w:tc>
         <w:tc>
           <w:tcPr>
-            <w:tcW w:type="dxa" w:w="891"/>
+            <w:tcW w:type="dxa" w:w="904"/>
           </w:tcPr>
           <w:p>
             <w:pPr>
@@ -753,7 +753,7 @@
         </w:tc>
         <w:tc>
           <w:tcPr>
-            <w:tcW w:type="dxa" w:w="1089"/>
+            <w:tcW w:type="dxa" w:w="1104"/>
           </w:tcPr>
           <w:p>
             <w:pPr>
@@ -769,7 +769,7 @@
         </w:tc>
         <w:tc>
           <w:tcPr>
-            <w:tcW w:type="dxa" w:w="594"/>
+            <w:tcW w:type="dxa" w:w="602"/>
           </w:tcPr>
           <w:p>
             <w:pPr>
@@ -785,7 +785,7 @@
         </w:tc>
         <w:tc>
           <w:tcPr>
-            <w:tcW w:type="dxa" w:w="1089"/>
+            <w:tcW w:type="dxa" w:w="1104"/>
           </w:tcPr>
           <w:p>
             <w:pPr>
@@ -804,7 +804,7 @@
         <w:trPr/>
         <w:tc>
           <w:tcPr>
-            <w:tcW w:type="dxa" w:w="1089"/>
+            <w:tcW w:type="dxa" w:w="1037"/>
           </w:tcPr>
           <w:p>
             <w:pPr>
@@ -814,13 +814,13 @@
               <w:rPr>
                 <w:sz w:val="14"/>
               </w:rPr>
-              <w:t>Dunnett et al.[7], BFLS[10]</w:t>
+              <w:t>Dunnett et al.[7], BFLS[9]</w:t>
             </w:r>
           </w:p>
         </w:tc>
         <w:tc>
           <w:tcPr>
-            <w:tcW w:type="dxa" w:w="891"/>
+            <w:tcW w:type="dxa" w:w="904"/>
           </w:tcPr>
           <w:p>
             <w:pPr>
@@ -836,7 +836,7 @@
         </w:tc>
         <w:tc>
           <w:tcPr>
-            <w:tcW w:type="dxa" w:w="1089"/>
+            <w:tcW w:type="dxa" w:w="1104"/>
           </w:tcPr>
           <w:p>
             <w:pPr>
@@ -852,7 +852,7 @@
         </w:tc>
         <w:tc>
           <w:tcPr>
-            <w:tcW w:type="dxa" w:w="594"/>
+            <w:tcW w:type="dxa" w:w="602"/>
           </w:tcPr>
           <w:p>
             <w:pPr>
@@ -868,7 +868,7 @@
         </w:tc>
         <w:tc>
           <w:tcPr>
-            <w:tcW w:type="dxa" w:w="1089"/>
+            <w:tcW w:type="dxa" w:w="1104"/>
           </w:tcPr>
           <w:p>
             <w:pPr>
@@ -887,7 +887,7 @@
         <w:trPr/>
         <w:tc>
           <w:tcPr>
-            <w:tcW w:type="dxa" w:w="1089"/>
+            <w:tcW w:type="dxa" w:w="1037"/>
           </w:tcPr>
           <w:p>
             <w:pPr>
@@ -897,13 +897,13 @@
               <w:rPr>
                 <w:sz w:val="14"/>
               </w:rPr>
-              <w:t>Otoum et al.[16]</w:t>
+              <w:t>Otoum et al.[10]</w:t>
             </w:r>
           </w:p>
         </w:tc>
         <w:tc>
           <w:tcPr>
-            <w:tcW w:type="dxa" w:w="891"/>
+            <w:tcW w:type="dxa" w:w="904"/>
           </w:tcPr>
           <w:p>
             <w:pPr>
@@ -919,7 +919,7 @@
         </w:tc>
         <w:tc>
           <w:tcPr>
-            <w:tcW w:type="dxa" w:w="1089"/>
+            <w:tcW w:type="dxa" w:w="1104"/>
           </w:tcPr>
           <w:p>
             <w:pPr>
@@ -935,7 +935,7 @@
         </w:tc>
         <w:tc>
           <w:tcPr>
-            <w:tcW w:type="dxa" w:w="594"/>
+            <w:tcW w:type="dxa" w:w="602"/>
           </w:tcPr>
           <w:p>
             <w:pPr>
@@ -951,7 +951,7 @@
         </w:tc>
         <w:tc>
           <w:tcPr>
-            <w:tcW w:type="dxa" w:w="1089"/>
+            <w:tcW w:type="dxa" w:w="1104"/>
           </w:tcPr>
           <w:p>
             <w:pPr>
@@ -970,7 +970,7 @@
         <w:trPr/>
         <w:tc>
           <w:tcPr>
-            <w:tcW w:type="dxa" w:w="1089"/>
+            <w:tcW w:type="dxa" w:w="1037"/>
           </w:tcPr>
           <w:p>
             <w:pPr>
@@ -986,7 +986,7 @@
         </w:tc>
         <w:tc>
           <w:tcPr>
-            <w:tcW w:type="dxa" w:w="891"/>
+            <w:tcW w:type="dxa" w:w="904"/>
           </w:tcPr>
           <w:p>
             <w:pPr>
@@ -1002,7 +1002,7 @@
         </w:tc>
         <w:tc>
           <w:tcPr>
-            <w:tcW w:type="dxa" w:w="1089"/>
+            <w:tcW w:type="dxa" w:w="1104"/>
           </w:tcPr>
           <w:p>
             <w:pPr>
@@ -1018,7 +1018,7 @@
         </w:tc>
         <w:tc>
           <w:tcPr>
-            <w:tcW w:type="dxa" w:w="594"/>
+            <w:tcW w:type="dxa" w:w="602"/>
           </w:tcPr>
           <w:p>
             <w:pPr>
@@ -1034,7 +1034,7 @@
         </w:tc>
         <w:tc>
           <w:tcPr>
-            <w:tcW w:type="dxa" w:w="1089"/>
+            <w:tcW w:type="dxa" w:w="1104"/>
           </w:tcPr>
           <w:p>
             <w:pPr>
@@ -7265,7 +7265,7 @@
           <w:i w:val="0"/>
           <w:sz w:val="20"/>
         </w:rPr>
-        <w:t>A shared ledger carrying nothing but tagged hashes can replace the correlation function of a central threat-intelligence hub for a set of honeypots that do not trust one another. Measured on a live chain with up to 16 writers, the scheme serializes at about 255 events/s, costs 22,120 gas per IOC unbatched and 337 gas at B=64, exactly as the calldata model predicts, and lets a new node rebuild the global view at 3.01 ms per block. The accuracy of the corroboration signal depends on the keying function: exact hashing recovers 27.5% of varied campaigns, a /24-plus-template key recovers 81.2% at full precision, and coarser keys trade precision for recall. The plain scheme is defenseless against an echo adversary; a commit–reveal extension removes that attack at 2.0× the gas and a bounded corroboration window. Against a measured hub the ledger costs a factor of 6.8 in throughput on this testbed and more on a distributed chain. Related work covers blockchain security and cybersecurity[20, 21]. Smart-contract analysis and proof-of-work optimization are addressed in[22, 23]. These are the measured costs of removing the trusted intermediary.</w:t>
+        <w:t>A shared ledger carrying nothing but tagged hashes can replace the correlation function of a central threat-intelligence hub for a set of honeypots that do not trust one another. Measured on a live chain with up to 16 writers, the scheme serializes at about 255 events/s, costs 22,120 gas per IOC unbatched and 337 gas at B=64, exactly as the calldata model predicts, and lets a new node rebuild the global view at 3.01 ms per block. The accuracy of the corroboration signal depends on the keying function: exact hashing recovers 27.5% of varied campaigns, a /24-plus-template key recovers 81.2% at full precision, and coarser keys trade precision for recall. The plain scheme is defenseless against an echo adversary; a commit–reveal extension removes that attack at 2.0× the gas and a bounded corroboration window. Against a measured hub the ledger costs a factor of 6.8 in throughput on this testbed and more on a distributed chain. These are the measured costs of removing the trusted intermediary.</w:t>
       </w:r>
     </w:p>
     <w:p>
@@ -7280,7 +7280,6 @@
           <w:i w:val="0"/>
           <w:sz w:val="20"/>
         </w:rPr>
-        <w:t>0.806.4pt</w:t>
       </w:r>
     </w:p>
     <w:p>
@@ -7420,7 +7419,7 @@
           <w:i w:val="0"/>
           <w:sz w:val="17"/>
         </w:rPr>
-        <w:t>[9] K. Dunnett, S. Pal, and Z. Jadidi, “Challenges and opportunities of blockchain for cyber threat intelligence sharing,” 2022, arXiv:2205.03822.</w:t>
+        <w:t>[9] T. Jiang, G. Shen, C. Guo, Y. Cui, and B. Xie, “BFLS: Blockchain and federated learning for sharing threat detection models as cyber threat intelligence,” Comput. Netw., vol. 224, art. 109604, 2023, doi: 10.1016/j.comnet.2023.109604.</w:t>
       </w:r>
     </w:p>
     <w:p>
@@ -7434,7 +7433,7 @@
           <w:i w:val="0"/>
           <w:sz w:val="17"/>
         </w:rPr>
-        <w:t>[10] T. Jiang, G. Shen, C. Guo, Y. Cui, and B. Xie, “BFLS: Blockchain and federated learning for sharing threat detection models as cyber threat intelligence,” Comput. Netw., vol. 224, art. 109604, 2023, doi: 10.1016/j.comnet.2023.109604.</w:t>
+        <w:t>[10] Y. Otoum, A. Asad, and A. Nayak, “Blockchain meets adaptive honeypots: A trust-aware approach to next-gen IoT security,” 2025, arXiv:2504.16226.</w:t>
       </w:r>
     </w:p>
     <w:p>
@@ -7448,7 +7447,7 @@
           <w:i w:val="0"/>
           <w:sz w:val="17"/>
         </w:rPr>
-        <w:t>[11] A. Tariq, T. Qayyum, S. Alrabaee, and M. A. Serhani, “Blockchain and distributed ledger technologies for cyberthreat intelligence sharing,” 2025, arXiv:2504.02537.</w:t>
+        <w:t>[11] K. Dunnett, S. Pal, and Z. Jadidi, “Challenges and opportunities of blockchain for cyber threat intelligence sharing,” 2022, arXiv:2205.03822.</w:t>
       </w:r>
     </w:p>
     <w:p>
@@ -7462,7 +7461,7 @@
           <w:i w:val="0"/>
           <w:sz w:val="17"/>
         </w:rPr>
-        <w:t>[12] L. Lamport, R. Shostak, and M. Pease, “The Byzantine generals problem,” ACM Trans. Program. Lang. Syst., vol. 4, no. 3, pp. 382–401, Jul. 1982.</w:t>
+        <w:t>[12] A. Tariq, T. Qayyum, S. Alrabaee, and M. A. Serhani, “Blockchain and distributed ledger technologies for cyberthreat intelligence sharing,” 2025, arXiv:2504.02537.</w:t>
       </w:r>
     </w:p>
     <w:p>
@@ -7476,7 +7475,7 @@
           <w:i w:val="0"/>
           <w:sz w:val="17"/>
         </w:rPr>
-        <w:t>[13] N. Provos, “A virtual honeypot framework,” in Proc. 13th USENIX Secur. Symp., San Diego, CA, USA, 2004, pp. 1–14.</w:t>
+        <w:t>[13] L. Lamport, R. Shostak, and M. Pease, “The Byzantine generals problem,” ACM Trans. Program. Lang. Syst., vol. 4, no. 3, pp. 382–401, Jul. 1982.</w:t>
       </w:r>
     </w:p>
     <w:p>
@@ -7490,7 +7489,7 @@
           <w:i w:val="0"/>
           <w:sz w:val="17"/>
         </w:rPr>
-        <w:t>[14] M. Nawrocki, M. Wahlisch, T. C. Schmidt, C. Keil, and J. Schonfelder, “A survey on honeypot software and data analysis,” 2016, arXiv:1608.06249.</w:t>
+        <w:t>[14] N. Provos, “A virtual honeypot framework,” in Proc. 13th USENIX Secur. Symp., San Diego, CA, USA, 2004, pp. 1–14.</w:t>
       </w:r>
     </w:p>
     <w:p>
@@ -7504,7 +7503,7 @@
           <w:i w:val="0"/>
           <w:sz w:val="17"/>
         </w:rPr>
-        <w:t>[15] A. Vetterl and R. Clayton, “Bitter Harvest: Systematically fingerprinting low- and medium-interaction honeypots at Internet scale,” in Proc. 12th USENIX Workshop Offensive Technol. (WOOT), Baltimore, MD, USA, 2018.</w:t>
+        <w:t>[15] M. Nawrocki, M. Wahlisch, T. C. Schmidt, C. Keil, and J. Schonfelder, “A survey on honeypot software and data analysis,” 2016, arXiv:1608.06249.</w:t>
       </w:r>
     </w:p>
     <w:p>
@@ -7518,7 +7517,7 @@
           <w:i w:val="0"/>
           <w:sz w:val="17"/>
         </w:rPr>
-        <w:t>[16] Y. Otoum, A. Asad, and A. Nayak, “Blockchain meets adaptive honeypots: A trust-aware approach to next-gen IoT security,” 2025, arXiv:2504.16226.</w:t>
+        <w:t>[16] A. Vetterl and R. Clayton, “Bitter Harvest: Systematically fingerprinting low- and medium-interaction honeypots at Internet scale,” in Proc. 12th USENIX Workshop Offensive Technol. (WOOT), Baltimore, MD, USA, 2018.</w:t>
       </w:r>
     </w:p>
     <w:p>
@@ -7561,96 +7560,6 @@
           <w:sz w:val="17"/>
         </w:rPr>
         <w:t>[19] Truffle Suite, “Ganache: A personal Ethereum blockchain for development,” ConsenSys. [Online]. Available: https://archive.trufflesuite.com/ganache/</w:t>
-      </w:r>
-    </w:p>
-    <w:p>
-      <w:pPr>
-        <w:spacing w:after="40"/>
-        <w:jc w:val="left"/>
-      </w:pPr>
-      <w:r>
-        <w:rPr>
-          <w:b w:val="0"/>
-          <w:i w:val="0"/>
-          <w:sz w:val="17"/>
-        </w:rPr>
-        <w:t>[20] R. Prakash et al., “Blockchain technology for cybersecurity: A text mining literature analysis,” Int. J. Inf. Manage. Data Insights, 2022, doi: 10.1016/j.jjimei.2022.100112.</w:t>
-      </w:r>
-    </w:p>
-    <w:p>
-      <w:pPr>
-        <w:spacing w:after="40"/>
-        <w:jc w:val="left"/>
-      </w:pPr>
-      <w:r>
-        <w:rPr>
-          <w:b w:val="0"/>
-          <w:i w:val="0"/>
-          <w:sz w:val="17"/>
-        </w:rPr>
-        <w:t>[21] Kavya G., P. Nambiar, P. Anil, V. Akash, and Radhika G., “Hybrid NLP-Driven Cybersecurity: Transformer-Based Threat Detection Enhanced with Explainable AI,” Lecture Notes in Networks and Systems, vol. 1770, pp. 105–116, 2026, doi: 10.1007/978-3-032-14038-8</w:t>
-      </w:r>
-      <w:r>
-        <w:rPr>
-          <w:b w:val="0"/>
-          <w:i w:val="0"/>
-          <w:sz w:val="17"/>
-          <w:vertAlign w:val="subscript"/>
-        </w:rPr>
-        <w:t>9</w:t>
-      </w:r>
-      <w:r>
-        <w:rPr>
-          <w:b w:val="0"/>
-          <w:i w:val="0"/>
-          <w:sz w:val="17"/>
-        </w:rPr>
-        <w:t>.</w:t>
-      </w:r>
-    </w:p>
-    <w:p>
-      <w:pPr>
-        <w:spacing w:after="40"/>
-        <w:jc w:val="left"/>
-      </w:pPr>
-      <w:r>
-        <w:rPr>
-          <w:b w:val="0"/>
-          <w:i w:val="0"/>
-          <w:sz w:val="17"/>
-        </w:rPr>
-        <w:t>[22] S. Anuswethaa et al., “SCARF: Smart Contract Analysis and Risk Framework for Detecting Vulnerabilities Using Advanced Deep Learning Hybrid Model,” in Lecture Notes in Networks and Systems, vol. 1766, pp. 343–354, 2026, doi: 10.1007/978-3-032-13806-4</w:t>
-      </w:r>
-      <w:r>
-        <w:rPr>
-          <w:b w:val="0"/>
-          <w:i w:val="0"/>
-          <w:sz w:val="17"/>
-          <w:vertAlign w:val="subscript"/>
-        </w:rPr>
-        <w:t>28</w:t>
-      </w:r>
-      <w:r>
-        <w:rPr>
-          <w:b w:val="0"/>
-          <w:i w:val="0"/>
-          <w:sz w:val="17"/>
-        </w:rPr>
-        <w:t>.</w:t>
-      </w:r>
-    </w:p>
-    <w:p>
-      <w:pPr>
-        <w:spacing w:after="40"/>
-        <w:jc w:val="left"/>
-      </w:pPr>
-      <w:r>
-        <w:rPr>
-          <w:b w:val="0"/>
-          <w:i w:val="0"/>
-          <w:sz w:val="17"/>
-        </w:rPr>
-        <w:t>[23] P. V. Arunasree, U. Jothi, and S. Sumathi, “GA-PoW: A novel genetic algorithm-based proof of work approach for optimal nonce selection in blockchain network,” International Journal of Information Technology, 2025, doi: 10.1007/s41870-025-02920-3.</w:t>
       </w:r>
     </w:p>
     <w:p>
